--- a/downloads/handouts/Unit 06/Handout 06.02 - New York Seasonal Chart and Two Meals Task.docx
+++ b/downloads/handouts/Unit 06/Handout 06.02 - New York Seasonal Chart and Two Meals Task.docx
@@ -3982,8 +3982,11 @@
       </w:r>
     </w:p>
     <w:p>
-      <w:r>
-        <w:br w:type="page"/>
+      <w:pPr>
+        <w:pStyle w:val="BodyText"/>
+      </w:pPr>
+      <w:r>
+        <w:t xml:space="preserve">_____________________________________________________________________________</w:t>
       </w:r>
     </w:p>
     <w:p>
@@ -4686,8 +4689,11 @@
       </w:r>
     </w:p>
     <w:p>
-      <w:r>
-        <w:br w:type="page"/>
+      <w:pPr>
+        <w:pStyle w:val="BodyText"/>
+      </w:pPr>
+      <w:r>
+        <w:t xml:space="preserve">_____________________________________________________________________________</w:t>
       </w:r>
     </w:p>
     <w:p>
@@ -5809,24 +5815,33 @@
       </w:r>
     </w:p>
     <w:p>
-      <w:r>
-        <w:br w:type="page"/>
+      <w:pPr>
+        <w:pStyle w:val="BodyText"/>
+      </w:pPr>
+      <w:r>
+        <w:t xml:space="preserve">_____________________________________________________________________________</w:t>
       </w:r>
     </w:p>
     <w:p>
-      <w:r>
-        <w:br w:type="page"/>
+      <w:pPr>
+        <w:pStyle w:val="BodyText"/>
+      </w:pPr>
+      <w:r>
+        <w:t xml:space="preserve">_____________________________________________________________________________</w:t>
       </w:r>
     </w:p>
     <w:p>
-      <w:r>
-        <w:br w:type="page"/>
+      <w:pPr>
+        <w:pStyle w:val="BodyText"/>
+      </w:pPr>
+      <w:r>
+        <w:t xml:space="preserve">_____________________________________________________________________________</w:t>
       </w:r>
     </w:p>
     <w:sectPr>
       <w:headerReference w:type="default" r:id="rId9"/>
       <w:pgSz w:w="12240" w:h="15840"/>
-      <w:pgMar w:top="1440" w:bottom="1440" w:left="1440" w:right="1440" w:header="504"/>
+      <w:pgMar w:top="1296" w:bottom="1296" w:left="1296" w:right="1296" w:header="504"/>
     </w:sectPr>
   </w:body>
 </w:document>

--- a/downloads/handouts/Unit 06/Handout 06.02 - New York Seasonal Chart and Two Meals Task.docx
+++ b/downloads/handouts/Unit 06/Handout 06.02 - New York Seasonal Chart and Two Meals Task.docx
@@ -4024,7 +4024,7 @@
         <w:t xml:space="preserve"> </w:t>
       </w:r>
       <w:r>
-        <w:t xml:space="preserve">= local (New York),</w:t>
+        <w:t xml:space="preserve">= local (Long Island or close by),</w:t>
       </w:r>
       <w:r>
         <w:t xml:space="preserve"> </w:t>
@@ -4039,7 +4039,7 @@
         <w:t xml:space="preserve"> </w:t>
       </w:r>
       <w:r>
-        <w:t xml:space="preserve">= state or nearby state,</w:t>
+        <w:t xml:space="preserve">= state (New York or a nearby state),</w:t>
       </w:r>
       <w:r>
         <w:t xml:space="preserve"> </w:t>

--- a/downloads/handouts/Unit 06/Handout 06.02 - New York Seasonal Chart and Two Meals Task.docx
+++ b/downloads/handouts/Unit 06/Handout 06.02 - New York Seasonal Chart and Two Meals Task.docx
@@ -3700,13 +3700,13 @@
         <w:rPr>
           <w:b/>
         </w:rPr>
-        <w:t xml:space="preserve">Mark three storage crops on the chart with an S.</w:t>
+        <w:t xml:space="preserve">Circle three storage crops on the chart.</w:t>
       </w:r>
       <w:r>
         <w:t xml:space="preserve"> </w:t>
       </w:r>
       <w:r>
-        <w:t xml:space="preserve">(A storage crop is picked in the fall and kept in a cool building for months.) Write them here:</w:t>
+        <w:t xml:space="preserve">(A storage crop is picked in the fall and kept in a cool building for months. Look for a food with an S in the winter months.) Write them here:</w:t>
       </w:r>
     </w:p>
     <w:p>
@@ -3986,7 +3986,7 @@
         <w:pStyle w:val="BodyText"/>
       </w:pPr>
       <w:r>
-        <w:t xml:space="preserve">_____________________________________________________________________________</w:t>
+        <w:t xml:space="preserve">Line 2: _____________________________________________________________________________</w:t>
       </w:r>
     </w:p>
     <w:p>
@@ -4009,11 +4009,17 @@
         <w:pStyle w:val="FirstParagraph"/>
       </w:pPr>
       <w:r>
-        <w:t xml:space="preserve">Use the chart. Every meal needs a protein, a grain, a vegetable, and a fruit. Label every item with its source:</w:t>
-      </w:r>
-      <w:r>
-        <w:t xml:space="preserve"> </w:t>
-      </w:r>
+        <w:t xml:space="preserve">Use the chart. Every meal needs a protein, a grain, a vegetable, and a fruit. Label every item with where it comes from:</w:t>
+      </w:r>
+    </w:p>
+    <w:p>
+      <w:pPr>
+        <w:numPr>
+          <w:ilvl w:val="0"/>
+          <w:numId w:val="1003"/>
+        </w:numPr>
+        <w:pStyle w:val="Compact"/>
+      </w:pPr>
       <w:r>
         <w:rPr>
           <w:b/>
@@ -4024,26 +4030,38 @@
         <w:t xml:space="preserve"> </w:t>
       </w:r>
       <w:r>
-        <w:t xml:space="preserve">= local (Long Island or close by),</w:t>
-      </w:r>
-      <w:r>
-        <w:t xml:space="preserve"> </w:t>
-      </w:r>
+        <w:t xml:space="preserve">= local (Long Island or close by)</w:t>
+      </w:r>
+    </w:p>
+    <w:p>
+      <w:pPr>
+        <w:numPr>
+          <w:ilvl w:val="0"/>
+          <w:numId w:val="1003"/>
+        </w:numPr>
+        <w:pStyle w:val="Compact"/>
+      </w:pPr>
       <w:r>
         <w:rPr>
           <w:b/>
         </w:rPr>
-        <w:t xml:space="preserve">S</w:t>
+        <w:t xml:space="preserve">ST</w:t>
       </w:r>
       <w:r>
         <w:t xml:space="preserve"> </w:t>
       </w:r>
       <w:r>
-        <w:t xml:space="preserve">= state (New York or a nearby state),</w:t>
-      </w:r>
-      <w:r>
-        <w:t xml:space="preserve"> </w:t>
-      </w:r>
+        <w:t xml:space="preserve">= state (New York or a nearby state)</w:t>
+      </w:r>
+    </w:p>
+    <w:p>
+      <w:pPr>
+        <w:numPr>
+          <w:ilvl w:val="0"/>
+          <w:numId w:val="1003"/>
+        </w:numPr>
+        <w:pStyle w:val="Compact"/>
+      </w:pPr>
       <w:r>
         <w:rPr>
           <w:b/>
@@ -4054,11 +4072,17 @@
         <w:t xml:space="preserve"> </w:t>
       </w:r>
       <w:r>
-        <w:t xml:space="preserve">= national (somewhere in the United States),</w:t>
-      </w:r>
-      <w:r>
-        <w:t xml:space="preserve"> </w:t>
-      </w:r>
+        <w:t xml:space="preserve">= national (somewhere else in the United States)</w:t>
+      </w:r>
+    </w:p>
+    <w:p>
+      <w:pPr>
+        <w:numPr>
+          <w:ilvl w:val="0"/>
+          <w:numId w:val="1003"/>
+        </w:numPr>
+        <w:pStyle w:val="Compact"/>
+      </w:pPr>
       <w:r>
         <w:rPr>
           <w:b/>
@@ -4069,7 +4093,7 @@
         <w:t xml:space="preserve"> </w:t>
       </w:r>
       <w:r>
-        <w:t xml:space="preserve">= global (another country).</w:t>
+        <w:t xml:space="preserve">= global (another country)</w:t>
       </w:r>
     </w:p>
     <w:p>
@@ -4147,7 +4171,7 @@
               <w:jc w:val="left"/>
             </w:pPr>
             <w:r>
-              <w:t xml:space="preserve">Source (L, S, N, G)</w:t>
+              <w:t xml:space="preserve">Where it comes from (L, ST, N, G)</w:t>
             </w:r>
           </w:p>
         </w:tc>
@@ -4348,7 +4372,7 @@
               <w:jc w:val="left"/>
             </w:pPr>
             <w:r>
-              <w:t xml:space="preserve">Source (L, S, N, G)</w:t>
+              <w:t xml:space="preserve">Where it comes from (L, ST, N, G)</w:t>
             </w:r>
           </w:p>
         </w:tc>
@@ -4482,7 +4506,24 @@
         <w:rPr>
           <w:b/>
         </w:rPr>
-        <w:t xml:space="preserve">The hardest item to place in January was ______________________ because ___________________________________________________________________________.</w:t>
+        <w:t xml:space="preserve">The hardest item to find a local source for in January was ______________________.</w:t>
+      </w:r>
+    </w:p>
+    <w:p>
+      <w:pPr>
+        <w:pStyle w:val="BodyText"/>
+      </w:pPr>
+      <w:r>
+        <w:rPr>
+          <w:b/>
+        </w:rPr>
+        <w:t xml:space="preserve">Why it was hard:</w:t>
+      </w:r>
+      <w:r>
+        <w:t xml:space="preserve"> </w:t>
+      </w:r>
+      <w:r>
+        <w:t xml:space="preserve">___________________________________________________________________________</w:t>
       </w:r>
     </w:p>
     <w:p>
@@ -4693,7 +4734,7 @@
         <w:pStyle w:val="BodyText"/>
       </w:pPr>
       <w:r>
-        <w:t xml:space="preserve">_____________________________________________________________________________</w:t>
+        <w:t xml:space="preserve">Line 2: _____________________________________________________________________________</w:t>
       </w:r>
     </w:p>
     <w:p>
@@ -5192,7 +5233,7 @@
         <w:pStyle w:val="FirstParagraph"/>
       </w:pPr>
       <w:r>
-        <w:t xml:space="preserve">Rough one-way distances to Long Island. Use them to estimate food miles for three items in your January meal.</w:t>
+        <w:t xml:space="preserve">These are rough one-way distances to Long Island. Use them to estimate the food miles for three items in your January meal.</w:t>
       </w:r>
     </w:p>
     <w:tbl>
@@ -5765,7 +5806,7 @@
       <w:pPr>
         <w:numPr>
           <w:ilvl w:val="0"/>
-          <w:numId w:val="1003"/>
+          <w:numId w:val="1004"/>
         </w:numPr>
         <w:pStyle w:val="Compact"/>
       </w:pPr>
@@ -5777,7 +5818,7 @@
       <w:pPr>
         <w:numPr>
           <w:ilvl w:val="0"/>
-          <w:numId w:val="1003"/>
+          <w:numId w:val="1004"/>
         </w:numPr>
         <w:pStyle w:val="Compact"/>
       </w:pPr>
@@ -5789,7 +5830,7 @@
       <w:pPr>
         <w:numPr>
           <w:ilvl w:val="0"/>
-          <w:numId w:val="1003"/>
+          <w:numId w:val="1004"/>
         </w:numPr>
         <w:pStyle w:val="Compact"/>
       </w:pPr>
@@ -5811,7 +5852,7 @@
         <w:t xml:space="preserve"> </w:t>
       </w:r>
       <w:r>
-        <w:t xml:space="preserve">Name one case where the food that traveled farther is the better environmental choice. Explain the reasoning in two or three sentences.</w:t>
+        <w:t xml:space="preserve">Name one case where the food that traveled farther is the better choice for the environment. Explain why in two or three sentences.</w:t>
       </w:r>
     </w:p>
     <w:p>
@@ -5819,7 +5860,7 @@
         <w:pStyle w:val="BodyText"/>
       </w:pPr>
       <w:r>
-        <w:t xml:space="preserve">_____________________________________________________________________________</w:t>
+        <w:t xml:space="preserve">Answer: _____________________________________________________________________________</w:t>
       </w:r>
     </w:p>
     <w:p>
@@ -5827,7 +5868,7 @@
         <w:pStyle w:val="BodyText"/>
       </w:pPr>
       <w:r>
-        <w:t xml:space="preserve">_____________________________________________________________________________</w:t>
+        <w:t xml:space="preserve">Line 2: _____________________________________________________________________________</w:t>
       </w:r>
     </w:p>
     <w:p>
@@ -5835,7 +5876,7 @@
         <w:pStyle w:val="BodyText"/>
       </w:pPr>
       <w:r>
-        <w:t xml:space="preserve">_____________________________________________________________________________</w:t>
+        <w:t xml:space="preserve">Line 3: _____________________________________________________________________________</w:t>
       </w:r>
     </w:p>
     <w:sectPr>
@@ -6123,6 +6164,109 @@
       <w:start w:val="1"/>
       <w:numFmt w:val="decimal"/>
       <w:lvlText w:val="%9."/>
+      <w:lvlJc w:val="left"/>
+      <w:pPr>
+        <w:tabs>
+          <w:tab w:val="num" w:pos="5760"/>
+        </w:tabs>
+        <w:ind w:left="6240" w:hanging="480"/>
+      </w:pPr>
+    </w:lvl>
+  </w:abstractNum>
+  <w:abstractNum w:abstractNumId="991">
+    <w:nsid w:val="71315dca"/>
+    <w:multiLevelType w:val="multilevel"/>
+    <w:lvl w:ilvl="0">
+      <w:numFmt w:val="bullet"/>
+      <w:lvlText w:val="•"/>
+      <w:lvlJc w:val="left"/>
+      <w:pPr>
+        <w:tabs>
+          <w:tab w:val="num" w:pos="0"/>
+        </w:tabs>
+        <w:ind w:left="480" w:hanging="480"/>
+      </w:pPr>
+    </w:lvl>
+    <w:lvl w:ilvl="1">
+      <w:numFmt w:val="bullet"/>
+      <w:lvlText w:val="–"/>
+      <w:lvlJc w:val="left"/>
+      <w:pPr>
+        <w:tabs>
+          <w:tab w:val="num" w:pos="720"/>
+        </w:tabs>
+        <w:ind w:left="1200" w:hanging="480"/>
+      </w:pPr>
+    </w:lvl>
+    <w:lvl w:ilvl="2">
+      <w:numFmt w:val="bullet"/>
+      <w:lvlText w:val="•"/>
+      <w:lvlJc w:val="left"/>
+      <w:pPr>
+        <w:tabs>
+          <w:tab w:val="num" w:pos="1440"/>
+        </w:tabs>
+        <w:ind w:left="1920" w:hanging="480"/>
+      </w:pPr>
+    </w:lvl>
+    <w:lvl w:ilvl="3">
+      <w:numFmt w:val="bullet"/>
+      <w:lvlText w:val="–"/>
+      <w:lvlJc w:val="left"/>
+      <w:pPr>
+        <w:tabs>
+          <w:tab w:val="num" w:pos="2160"/>
+        </w:tabs>
+        <w:ind w:left="2640" w:hanging="480"/>
+      </w:pPr>
+    </w:lvl>
+    <w:lvl w:ilvl="4">
+      <w:numFmt w:val="bullet"/>
+      <w:lvlText w:val="•"/>
+      <w:lvlJc w:val="left"/>
+      <w:pPr>
+        <w:tabs>
+          <w:tab w:val="num" w:pos="2880"/>
+        </w:tabs>
+        <w:ind w:left="3360" w:hanging="480"/>
+      </w:pPr>
+    </w:lvl>
+    <w:lvl w:ilvl="5">
+      <w:numFmt w:val="bullet"/>
+      <w:lvlText w:val="–"/>
+      <w:lvlJc w:val="left"/>
+      <w:pPr>
+        <w:tabs>
+          <w:tab w:val="num" w:pos="3600"/>
+        </w:tabs>
+        <w:ind w:left="4080" w:hanging="480"/>
+      </w:pPr>
+    </w:lvl>
+    <w:lvl w:ilvl="6">
+      <w:numFmt w:val="bullet"/>
+      <w:lvlText w:val="•"/>
+      <w:lvlJc w:val="left"/>
+      <w:pPr>
+        <w:tabs>
+          <w:tab w:val="num" w:pos="4320"/>
+        </w:tabs>
+        <w:ind w:left="4800" w:hanging="480"/>
+      </w:pPr>
+    </w:lvl>
+    <w:lvl w:ilvl="7">
+      <w:numFmt w:val="bullet"/>
+      <w:lvlText w:val="–"/>
+      <w:lvlJc w:val="left"/>
+      <w:pPr>
+        <w:tabs>
+          <w:tab w:val="num" w:pos="5040"/>
+        </w:tabs>
+        <w:ind w:left="5520" w:hanging="480"/>
+      </w:pPr>
+    </w:lvl>
+    <w:lvl w:ilvl="8">
+      <w:numFmt w:val="bullet"/>
+      <w:lvlText w:val="•"/>
       <w:lvlJc w:val="left"/>
       <w:pPr>
         <w:tabs>
@@ -6196,6 +6340,9 @@
     </w:lvlOverride>
   </w:num>
   <w:num w:numId="1003">
+    <w:abstractNumId w:val="991"/>
+  </w:num>
+  <w:num w:numId="1004">
     <w:abstractNumId w:val="99411"/>
     <w:lvlOverride w:ilvl="0">
       <w:startOverride w:val="1"/>
